--- a/artifacts/fyp.docx
+++ b/artifacts/fyp.docx
@@ -23,7 +23,7 @@
         <w:pStyle w:val="Normal"/>
       </w:pPr>
       <w:r>
-        <w:t xml:space="preserve">Generated 2026-09-13T13:02:23.213730+00:00</w:t>
+        <w:t xml:space="preserve">Generated 2026-09-13T14:23:40.073142+00:00</w:t>
       </w:r>
     </w:p>
     <w:p>
